--- a/public/exports/documents/sla-template-sloboda/document.docx
+++ b/public/exports/documents/sla-template-sloboda/document.docx
@@ -14,7 +14,7 @@
     </w:p>
     <w:p>
       <w:pPr>
-        <w:spacing w:after="160"/>
+        <w:spacing w:after="180"/>
         <w:jc w:val="both"/>
       </w:pPr>
       <w:r>
@@ -40,7 +40,7 @@
     </w:p>
     <w:p>
       <w:pPr>
-        <w:spacing w:after="160"/>
+        <w:spacing w:after="180"/>
         <w:jc w:val="both"/>
       </w:pPr>
       <w:r>
@@ -50,7 +50,8 @@
     <w:p>
       <w:pPr>
         <w:pStyle w:val="Heading2"/>
-        <w:spacing w:after="160" w:before="280"/>
+        <w:keepNext/>
+        <w:spacing w:after="180" w:before="360"/>
       </w:pPr>
       <w:r>
         <w:t xml:space="preserve">Структура документа</w:t>
@@ -58,7 +59,7 @@
     </w:p>
     <w:p>
       <w:pPr>
-        <w:spacing w:after="160"/>
+        <w:spacing w:after="180"/>
         <w:jc w:val="both"/>
       </w:pPr>
       <w:r>
@@ -188,7 +189,8 @@
     <w:p>
       <w:pPr>
         <w:pStyle w:val="Heading2"/>
-        <w:spacing w:after="160" w:before="280"/>
+        <w:keepNext/>
+        <w:spacing w:after="180" w:before="360"/>
       </w:pPr>
       <w:r>
         <w:t xml:space="preserve">Ключові параметри SLA</w:t>
@@ -196,7 +198,7 @@
     </w:p>
     <w:p>
       <w:pPr>
-        <w:spacing w:after="160"/>
+        <w:spacing w:after="180"/>
         <w:jc w:val="both"/>
       </w:pPr>
       <w:r>
@@ -207,12 +209,51 @@
         <w:t xml:space="preserve">Service Time</w:t>
       </w:r>
       <w:r>
-        <w:t xml:space="preserve"> (за замовчуванням): - 9:00 – 18:00 CET (UTC+1) - Monday – Friday - 40 годин/тиждень</w:t>
-      </w:r>
-    </w:p>
-    <w:p>
-      <w:pPr>
-        <w:spacing w:after="160"/>
+        <w:t xml:space="preserve"> (за замовчуванням):</w:t>
+      </w:r>
+    </w:p>
+    <w:p>
+      <w:pPr>
+        <w:pStyle w:val="ListParagraph"/>
+        <w:numPr>
+          <w:ilvl w:val="0"/>
+          <w:numId w:val="1"/>
+        </w:numPr>
+        <w:spacing w:after="60"/>
+      </w:pPr>
+      <w:r>
+        <w:t xml:space="preserve">9:00 – 18:00 CET (UTC+1)</w:t>
+      </w:r>
+    </w:p>
+    <w:p>
+      <w:pPr>
+        <w:pStyle w:val="ListParagraph"/>
+        <w:numPr>
+          <w:ilvl w:val="0"/>
+          <w:numId w:val="1"/>
+        </w:numPr>
+        <w:spacing w:after="60"/>
+      </w:pPr>
+      <w:r>
+        <w:t xml:space="preserve">Monday – Friday</w:t>
+      </w:r>
+    </w:p>
+    <w:p>
+      <w:pPr>
+        <w:pStyle w:val="ListParagraph"/>
+        <w:numPr>
+          <w:ilvl w:val="0"/>
+          <w:numId w:val="1"/>
+        </w:numPr>
+        <w:spacing w:after="60"/>
+      </w:pPr>
+      <w:r>
+        <w:t xml:space="preserve">40 годин/тиждень</w:t>
+      </w:r>
+    </w:p>
+    <w:p>
+      <w:pPr>
+        <w:spacing w:after="180"/>
         <w:jc w:val="both"/>
       </w:pPr>
       <w:r>
@@ -223,8 +264,18 @@
         <w:t xml:space="preserve">Reaction Time (Initial Response)</w:t>
       </w:r>
       <w:r>
-        <w:t xml:space="preserve"> за пріоритетами: - </w:t>
-      </w:r>
+        <w:t xml:space="preserve"> за пріоритетами:</w:t>
+      </w:r>
+    </w:p>
+    <w:p>
+      <w:pPr>
+        <w:pStyle w:val="ListParagraph"/>
+        <w:numPr>
+          <w:ilvl w:val="0"/>
+          <w:numId w:val="1"/>
+        </w:numPr>
+        <w:spacing w:after="60"/>
+      </w:pPr>
       <w:r>
         <w:rPr>
           <w:b/>
@@ -233,8 +284,18 @@
         <w:t xml:space="preserve">Top Priority</w:t>
       </w:r>
       <w:r>
-        <w:t xml:space="preserve"> — 3 робочих години - </w:t>
-      </w:r>
+        <w:t xml:space="preserve"> — 3 робочих години</w:t>
+      </w:r>
+    </w:p>
+    <w:p>
+      <w:pPr>
+        <w:pStyle w:val="ListParagraph"/>
+        <w:numPr>
+          <w:ilvl w:val="0"/>
+          <w:numId w:val="1"/>
+        </w:numPr>
+        <w:spacing w:after="60"/>
+      </w:pPr>
       <w:r>
         <w:rPr>
           <w:b/>
@@ -243,8 +304,18 @@
         <w:t xml:space="preserve">Urgent</w:t>
       </w:r>
       <w:r>
-        <w:t xml:space="preserve"> — 8 робочих годин - </w:t>
-      </w:r>
+        <w:t xml:space="preserve"> — 8 робочих годин</w:t>
+      </w:r>
+    </w:p>
+    <w:p>
+      <w:pPr>
+        <w:pStyle w:val="ListParagraph"/>
+        <w:numPr>
+          <w:ilvl w:val="0"/>
+          <w:numId w:val="1"/>
+        </w:numPr>
+        <w:spacing w:after="60"/>
+      </w:pPr>
       <w:r>
         <w:rPr>
           <w:b/>
@@ -258,7 +329,7 @@
     </w:p>
     <w:p>
       <w:pPr>
-        <w:spacing w:after="160"/>
+        <w:spacing w:after="180"/>
         <w:jc w:val="both"/>
       </w:pPr>
       <w:r>
@@ -284,7 +355,7 @@
     </w:p>
     <w:p>
       <w:pPr>
-        <w:spacing w:after="160"/>
+        <w:spacing w:after="180"/>
         <w:jc w:val="both"/>
       </w:pPr>
       <w:r>
@@ -300,7 +371,7 @@
     </w:p>
     <w:p>
       <w:pPr>
-        <w:spacing w:after="160"/>
+        <w:spacing w:after="180"/>
         <w:jc w:val="both"/>
       </w:pPr>
       <w:r>
@@ -327,7 +398,8 @@
     <w:p>
       <w:pPr>
         <w:pStyle w:val="Heading2"/>
-        <w:spacing w:after="160" w:before="280"/>
+        <w:keepNext/>
+        <w:spacing w:after="180" w:before="360"/>
       </w:pPr>
       <w:r>
         <w:t xml:space="preserve">Що цей SLA НЕ включає (навмисно)</w:t>
@@ -355,12 +427,22 @@
     </w:p>
     <w:p>
       <w:pPr>
-        <w:spacing w:after="160"/>
-        <w:jc w:val="both"/>
-      </w:pPr>
-      <w:r>
-        <w:t xml:space="preserve">комітимо до uptime %. Якщо клієнт вимагає — пишемо окремий managed services addendum. - </w:t>
-      </w:r>
+        <w:spacing w:after="180"/>
+        <w:jc w:val="both"/>
+      </w:pPr>
+      <w:r>
+        <w:t xml:space="preserve">комітимо до uptime %. Якщо клієнт вимагає — пишемо окремий managed services addendum.</w:t>
+      </w:r>
+    </w:p>
+    <w:p>
+      <w:pPr>
+        <w:pStyle w:val="ListParagraph"/>
+        <w:numPr>
+          <w:ilvl w:val="0"/>
+          <w:numId w:val="1"/>
+        </w:numPr>
+        <w:spacing w:after="60"/>
+      </w:pPr>
       <w:r>
         <w:rPr>
           <w:b/>
@@ -369,8 +451,27 @@
         <w:t xml:space="preserve">Penalty / credit система</w:t>
       </w:r>
       <w:r>
-        <w:t xml:space="preserve"> — якщо порушено SLA, ми не автоматично списуємо frequency flyer credits чи щось подібне. Порушення обговорюється на 1:1 з клієнтом. - </w:t>
-      </w:r>
+        <w:t xml:space="preserve"> — якщо порушено SLA, ми не</w:t>
+      </w:r>
+    </w:p>
+    <w:p>
+      <w:pPr>
+        <w:spacing w:after="180"/>
+        <w:jc w:val="both"/>
+      </w:pPr>
+      <w:r>
+        <w:t xml:space="preserve">автоматично списуємо frequency flyer credits чи щось подібне. Порушення обговорюється на 1:1 з клієнтом.</w:t>
+      </w:r>
+    </w:p>
+    <w:p>
+      <w:pPr>
+        <w:pStyle w:val="ListParagraph"/>
+        <w:numPr>
+          <w:ilvl w:val="0"/>
+          <w:numId w:val="1"/>
+        </w:numPr>
+        <w:spacing w:after="60"/>
+      </w:pPr>
       <w:r>
         <w:rPr>
           <w:b/>
@@ -379,13 +480,23 @@
         <w:t xml:space="preserve">24/7 on-call</w:t>
       </w:r>
       <w:r>
-        <w:t xml:space="preserve"> — за замовчуванням ми не on-call після 18:00 CET. Якщо клієнт потребує 24/7 — це окремий pricing tier.</w:t>
+        <w:t xml:space="preserve"> — за замовчуванням ми не on-call після 18:00</w:t>
+      </w:r>
+    </w:p>
+    <w:p>
+      <w:pPr>
+        <w:spacing w:after="180"/>
+        <w:jc w:val="both"/>
+      </w:pPr>
+      <w:r>
+        <w:t xml:space="preserve">CET. Якщо клієнт потребує 24/7 — це окремий pricing tier.</w:t>
       </w:r>
     </w:p>
     <w:p>
       <w:pPr>
         <w:pStyle w:val="Heading2"/>
-        <w:spacing w:after="160" w:before="280"/>
+        <w:keepNext/>
+        <w:spacing w:after="180" w:before="360"/>
       </w:pPr>
       <w:r>
         <w:t xml:space="preserve">На що звертати увагу при оформленні конкретного SLA</w:t>
@@ -393,7 +504,7 @@
     </w:p>
     <w:p>
       <w:pPr>
-        <w:spacing w:after="160"/>
+        <w:spacing w:after="180"/>
         <w:jc w:val="both"/>
       </w:pPr>
       <w:r>
@@ -422,12 +533,22 @@
     </w:p>
     <w:p>
       <w:pPr>
-        <w:spacing w:after="160"/>
-        <w:jc w:val="both"/>
-      </w:pPr>
-      <w:r>
-        <w:t xml:space="preserve">цьому проекті - </w:t>
-      </w:r>
+        <w:spacing w:after="180"/>
+        <w:jc w:val="both"/>
+      </w:pPr>
+      <w:r>
+        <w:t xml:space="preserve">цьому проекті</w:t>
+      </w:r>
+    </w:p>
+    <w:p>
+      <w:pPr>
+        <w:pStyle w:val="ListParagraph"/>
+        <w:numPr>
+          <w:ilvl w:val="0"/>
+          <w:numId w:val="1"/>
+        </w:numPr>
+        <w:spacing w:after="60"/>
+      </w:pPr>
       <w:r>
         <w:rPr>
           <w:b/>
@@ -436,8 +557,27 @@
         <w:t xml:space="preserve">Service Time</w:t>
       </w:r>
       <w:r>
-        <w:t xml:space="preserve"> — якщо клієнт у іншому часовому поясі, може попросити shifted hours (9-18 EST, наприклад) - </w:t>
-      </w:r>
+        <w:t xml:space="preserve"> — якщо клієнт у іншому часовому поясі, може</w:t>
+      </w:r>
+    </w:p>
+    <w:p>
+      <w:pPr>
+        <w:spacing w:after="180"/>
+        <w:jc w:val="both"/>
+      </w:pPr>
+      <w:r>
+        <w:t xml:space="preserve">попросити shifted hours (9-18 EST, наприклад)</w:t>
+      </w:r>
+    </w:p>
+    <w:p>
+      <w:pPr>
+        <w:pStyle w:val="ListParagraph"/>
+        <w:numPr>
+          <w:ilvl w:val="0"/>
+          <w:numId w:val="1"/>
+        </w:numPr>
+        <w:spacing w:after="60"/>
+      </w:pPr>
       <w:r>
         <w:rPr>
           <w:b/>
@@ -446,8 +586,18 @@
         <w:t xml:space="preserve">Reaction Time</w:t>
       </w:r>
       <w:r>
-        <w:t xml:space="preserve"> — можна зробити строгішим для premium-клієнтів - </w:t>
-      </w:r>
+        <w:t xml:space="preserve"> — можна зробити строгішим для premium-клієнтів</w:t>
+      </w:r>
+    </w:p>
+    <w:p>
+      <w:pPr>
+        <w:pStyle w:val="ListParagraph"/>
+        <w:numPr>
+          <w:ilvl w:val="0"/>
+          <w:numId w:val="1"/>
+        </w:numPr>
+        <w:spacing w:after="60"/>
+      </w:pPr>
       <w:r>
         <w:rPr>
           <w:b/>
@@ -456,8 +606,18 @@
         <w:t xml:space="preserve">Communication channels</w:t>
       </w:r>
       <w:r>
-        <w:t xml:space="preserve"> — Slack / Jira / email / MS Teams - </w:t>
-      </w:r>
+        <w:t xml:space="preserve"> — Slack / Jira / email / MS Teams</w:t>
+      </w:r>
+    </w:p>
+    <w:p>
+      <w:pPr>
+        <w:pStyle w:val="ListParagraph"/>
+        <w:numPr>
+          <w:ilvl w:val="0"/>
+          <w:numId w:val="1"/>
+        </w:numPr>
+        <w:spacing w:after="60"/>
+      </w:pPr>
       <w:r>
         <w:rPr>
           <w:b/>
@@ -472,7 +632,8 @@
     <w:p>
       <w:pPr>
         <w:pStyle w:val="Heading2"/>
-        <w:spacing w:after="160" w:before="280"/>
+        <w:keepNext/>
+        <w:spacing w:after="180" w:before="360"/>
       </w:pPr>
       <w:r>
         <w:t xml:space="preserve">Джерело</w:t>
@@ -480,7 +641,7 @@
     </w:p>
     <w:p>
       <w:pPr>
-        <w:spacing w:after="160"/>
+        <w:spacing w:after="180"/>
         <w:jc w:val="both"/>
       </w:pPr>
       <w:r>
@@ -547,7 +708,7 @@
     </w:pPr>
     <w:r>
       <w:rPr>
-        <w:color w:val="888888"/>
+        <w:color w:val="8A8578"/>
         <w:sz w:val="16"/>
         <w:szCs w:val="16"/>
       </w:rPr>
@@ -555,12 +716,31 @@
     </w:r>
     <w:r>
       <w:rPr>
-        <w:color w:val="888888"/>
+        <w:color w:val="8A8578"/>
         <w:sz w:val="16"/>
         <w:szCs w:val="16"/>
       </w:rPr>
       <w:fldChar w:fldCharType="begin"/>
       <w:instrText xml:space="preserve">PAGE</w:instrText>
+      <w:fldChar w:fldCharType="separate"/>
+      <w:fldChar w:fldCharType="end"/>
+    </w:r>
+    <w:r>
+      <w:rPr>
+        <w:color w:val="8A8578"/>
+        <w:sz w:val="16"/>
+        <w:szCs w:val="16"/>
+      </w:rPr>
+      <w:t xml:space="preserve"> / </w:t>
+    </w:r>
+    <w:r>
+      <w:rPr>
+        <w:color w:val="8A8578"/>
+        <w:sz w:val="16"/>
+        <w:szCs w:val="16"/>
+      </w:rPr>
+      <w:fldChar w:fldCharType="begin"/>
+      <w:instrText xml:space="preserve">NUMPAGES</w:instrText>
       <w:fldChar w:fldCharType="separate"/>
       <w:fldChar w:fldCharType="end"/>
     </w:r>
@@ -742,8 +922,13 @@
     <w:basedOn w:val="Normal"/>
     <w:next w:val="Normal"/>
     <w:qFormat/>
-    <w:rPr>
-      <w:color w:val="2E74B5"/>
+    <w:pPr>
+      <w:spacing w:after="200" w:before="400"/>
+    </w:pPr>
+    <w:rPr>
+      <w:rFonts w:ascii="Georgia" w:cs="Georgia" w:eastAsia="Georgia" w:hAnsi="Georgia"/>
+      <w:b/>
+      <w:bCs/>
       <w:sz w:val="32"/>
       <w:szCs w:val="32"/>
     </w:rPr>
@@ -753,8 +938,13 @@
     <w:basedOn w:val="Normal"/>
     <w:next w:val="Normal"/>
     <w:qFormat/>
-    <w:rPr>
-      <w:color w:val="2E74B5"/>
+    <w:pPr>
+      <w:spacing w:after="160" w:before="320"/>
+    </w:pPr>
+    <w:rPr>
+      <w:rFonts w:ascii="Georgia" w:cs="Georgia" w:eastAsia="Georgia" w:hAnsi="Georgia"/>
+      <w:b/>
+      <w:bCs/>
       <w:sz w:val="26"/>
       <w:szCs w:val="26"/>
     </w:rPr>
@@ -764,10 +954,15 @@
     <w:basedOn w:val="Normal"/>
     <w:next w:val="Normal"/>
     <w:qFormat/>
-    <w:rPr>
-      <w:color w:val="1F4D78"/>
-      <w:sz w:val="24"/>
-      <w:szCs w:val="24"/>
+    <w:pPr>
+      <w:spacing w:after="120" w:before="240"/>
+    </w:pPr>
+    <w:rPr>
+      <w:rFonts w:ascii="Georgia" w:cs="Georgia" w:eastAsia="Georgia" w:hAnsi="Georgia"/>
+      <w:b/>
+      <w:bCs/>
+      <w:sz w:val="22"/>
+      <w:szCs w:val="22"/>
     </w:rPr>
   </w:style>
   <w:style w:type="paragraph" w:styleId="Heading4">

--- a/public/exports/documents/sla-template-sloboda/document.docx
+++ b/public/exports/documents/sla-template-sloboda/document.docx
@@ -645,7 +645,16 @@
         <w:jc w:val="both"/>
       </w:pPr>
       <w:r>
-        <w:t xml:space="preserve">SLA Template (Aug 2025).</w:t>
+        <w:t xml:space="preserve">Бібліотека — </w:t>
+      </w:r>
+      <w:r>
+        <w:rPr>
+          <w:rFonts w:ascii="Consolas" w:cs="Consolas" w:eastAsia="Consolas" w:hAnsi="Consolas"/>
+        </w:rPr>
+        <w:t xml:space="preserve">documents/sla-template-sloboda.mdx</w:t>
+      </w:r>
+      <w:r>
+        <w:t xml:space="preserve"> (Aug 2025). Раніше шаблон жив у зовнішньому шейрінгу, тепер — у цьому репо.</w:t>
       </w:r>
     </w:p>
     <w:sectPr>
